--- a/Document/강성민/작업일지/강성민_작업일지_77주차.docx
+++ b/Document/강성민/작업일지/강성민_작업일지_77주차.docx
@@ -97,11 +97,6 @@
             <w:tcW w:w="1701" w:type="dxa"/>
           </w:tcPr>
           <w:p>
-            <w:pPr>
-              <w:rPr>
-                <w:rFonts w:hint="eastAsia"/>
-              </w:rPr>
-            </w:pPr>
             <w:r>
               <w:rPr>
                 <w:rFonts w:hint="eastAsia"/>
@@ -221,29 +216,63 @@
             <w:gridSpan w:val="5"/>
           </w:tcPr>
           <w:p>
+            <w:pPr>
+              <w:rPr>
+                <w:rFonts w:hint="eastAsia"/>
+              </w:rPr>
+            </w:pPr>
+            <w:proofErr w:type="spellStart"/>
+            <w:r>
+              <w:t>후디니</w:t>
+            </w:r>
+            <w:proofErr w:type="spellEnd"/>
             <w:r>
               <w:rPr>
                 <w:rFonts w:hint="eastAsia"/>
               </w:rPr>
-              <w:t xml:space="preserve">레벨 3 </w:t>
+              <w:t xml:space="preserve"> </w:t>
             </w:r>
+            <w:proofErr w:type="spellStart"/>
             <w:r>
               <w:rPr>
                 <w:rFonts w:hint="eastAsia"/>
               </w:rPr>
-              <w:t>수정 및 볼류메트릭 포그 조정 진행</w:t>
+              <w:t>익스포트</w:t>
             </w:r>
+            <w:proofErr w:type="spellEnd"/>
             <w:r>
               <w:rPr>
                 <w:rFonts w:hint="eastAsia"/>
               </w:rPr>
-              <w:t xml:space="preserve"> / </w:t>
+              <w:t xml:space="preserve"> 및 </w:t>
             </w:r>
+            <w:proofErr w:type="spellStart"/>
             <w:r>
               <w:rPr>
                 <w:rFonts w:hint="eastAsia"/>
               </w:rPr>
-              <w:t>후디니 익스포트 진행</w:t>
+              <w:t>언리얼</w:t>
+            </w:r>
+            <w:proofErr w:type="spellEnd"/>
+            <w:r>
+              <w:rPr>
+                <w:rFonts w:hint="eastAsia"/>
+              </w:rPr>
+              <w:t xml:space="preserve"> </w:t>
+            </w:r>
+            <w:proofErr w:type="spellStart"/>
+            <w:r>
+              <w:rPr>
+                <w:rFonts w:hint="eastAsia"/>
+              </w:rPr>
+              <w:t>임포트</w:t>
+            </w:r>
+            <w:proofErr w:type="spellEnd"/>
+            <w:r>
+              <w:rPr>
+                <w:rFonts w:hint="eastAsia"/>
+              </w:rPr>
+              <w:t xml:space="preserve"> 하여 나이아가라 시스템 생성</w:t>
             </w:r>
           </w:p>
         </w:tc>
@@ -262,17 +291,544 @@
           <w:noProof/>
         </w:rPr>
       </w:pPr>
-    </w:p>
-    <w:p>
-      <w:pPr>
+      <w:r>
         <w:rPr>
           <w:noProof/>
         </w:rPr>
-      </w:pPr>
+        <w:drawing>
+          <wp:inline distT="0" distB="0" distL="0" distR="0" wp14:anchorId="3B30447D" wp14:editId="6CBA7DF2">
+            <wp:extent cx="5719445" cy="3347085"/>
+            <wp:effectExtent l="0" t="0" r="0" b="5715"/>
+            <wp:docPr id="449402407" name="그림 1"/>
+            <wp:cNvGraphicFramePr>
+              <a:graphicFrameLocks xmlns:a="http://schemas.openxmlformats.org/drawingml/2006/main" noChangeAspect="1"/>
+            </wp:cNvGraphicFramePr>
+            <a:graphic xmlns:a="http://schemas.openxmlformats.org/drawingml/2006/main">
+              <a:graphicData uri="http://schemas.openxmlformats.org/drawingml/2006/picture">
+                <pic:pic xmlns:pic="http://schemas.openxmlformats.org/drawingml/2006/picture">
+                  <pic:nvPicPr>
+                    <pic:cNvPr id="0" name="Picture 1"/>
+                    <pic:cNvPicPr>
+                      <a:picLocks noChangeAspect="1" noChangeArrowheads="1"/>
+                    </pic:cNvPicPr>
+                  </pic:nvPicPr>
+                  <pic:blipFill>
+                    <a:blip r:embed="rId7" cstate="print">
+                      <a:extLst>
+                        <a:ext uri="{28A0092B-C50C-407E-A947-70E740481C1C}">
+                          <a14:useLocalDpi xmlns:a14="http://schemas.microsoft.com/office/drawing/2010/main" val="0"/>
+                        </a:ext>
+                      </a:extLst>
+                    </a:blip>
+                    <a:srcRect/>
+                    <a:stretch>
+                      <a:fillRect/>
+                    </a:stretch>
+                  </pic:blipFill>
+                  <pic:spPr bwMode="auto">
+                    <a:xfrm>
+                      <a:off x="0" y="0"/>
+                      <a:ext cx="5719445" cy="3347085"/>
+                    </a:xfrm>
+                    <a:prstGeom prst="rect">
+                      <a:avLst/>
+                    </a:prstGeom>
+                    <a:noFill/>
+                    <a:ln>
+                      <a:noFill/>
+                    </a:ln>
+                  </pic:spPr>
+                </pic:pic>
+              </a:graphicData>
+            </a:graphic>
+          </wp:inline>
+        </w:drawing>
+      </w:r>
     </w:p>
     <w:p>
       <w:pPr>
         <w:rPr>
+          <w:noProof/>
+        </w:rPr>
+      </w:pPr>
+      <w:r>
+        <w:rPr>
+          <w:noProof/>
+        </w:rPr>
+        <w:lastRenderedPageBreak/>
+        <w:drawing>
+          <wp:inline distT="0" distB="0" distL="0" distR="0" wp14:anchorId="4BD65191" wp14:editId="7A9978C1">
+            <wp:extent cx="5719445" cy="3795395"/>
+            <wp:effectExtent l="0" t="0" r="0" b="0"/>
+            <wp:docPr id="711729440" name="그림 2"/>
+            <wp:cNvGraphicFramePr>
+              <a:graphicFrameLocks xmlns:a="http://schemas.openxmlformats.org/drawingml/2006/main" noChangeAspect="1"/>
+            </wp:cNvGraphicFramePr>
+            <a:graphic xmlns:a="http://schemas.openxmlformats.org/drawingml/2006/main">
+              <a:graphicData uri="http://schemas.openxmlformats.org/drawingml/2006/picture">
+                <pic:pic xmlns:pic="http://schemas.openxmlformats.org/drawingml/2006/picture">
+                  <pic:nvPicPr>
+                    <pic:cNvPr id="0" name="Picture 2"/>
+                    <pic:cNvPicPr>
+                      <a:picLocks noChangeAspect="1" noChangeArrowheads="1"/>
+                    </pic:cNvPicPr>
+                  </pic:nvPicPr>
+                  <pic:blipFill>
+                    <a:blip r:embed="rId8" cstate="print">
+                      <a:extLst>
+                        <a:ext uri="{28A0092B-C50C-407E-A947-70E740481C1C}">
+                          <a14:useLocalDpi xmlns:a14="http://schemas.microsoft.com/office/drawing/2010/main" val="0"/>
+                        </a:ext>
+                      </a:extLst>
+                    </a:blip>
+                    <a:srcRect/>
+                    <a:stretch>
+                      <a:fillRect/>
+                    </a:stretch>
+                  </pic:blipFill>
+                  <pic:spPr bwMode="auto">
+                    <a:xfrm>
+                      <a:off x="0" y="0"/>
+                      <a:ext cx="5719445" cy="3795395"/>
+                    </a:xfrm>
+                    <a:prstGeom prst="rect">
+                      <a:avLst/>
+                    </a:prstGeom>
+                    <a:noFill/>
+                    <a:ln>
+                      <a:noFill/>
+                    </a:ln>
+                  </pic:spPr>
+                </pic:pic>
+              </a:graphicData>
+            </a:graphic>
+          </wp:inline>
+        </w:drawing>
+      </w:r>
+    </w:p>
+    <w:p>
+      <w:pPr>
+        <w:rPr>
+          <w:noProof/>
+        </w:rPr>
+      </w:pPr>
+      <w:r>
+        <w:rPr>
+          <w:noProof/>
+        </w:rPr>
+        <w:drawing>
+          <wp:inline distT="0" distB="0" distL="0" distR="0" wp14:anchorId="446F2736" wp14:editId="003E8C50">
+            <wp:extent cx="5719445" cy="3795395"/>
+            <wp:effectExtent l="0" t="0" r="0" b="0"/>
+            <wp:docPr id="1936558650" name="그림 3"/>
+            <wp:cNvGraphicFramePr>
+              <a:graphicFrameLocks xmlns:a="http://schemas.openxmlformats.org/drawingml/2006/main" noChangeAspect="1"/>
+            </wp:cNvGraphicFramePr>
+            <a:graphic xmlns:a="http://schemas.openxmlformats.org/drawingml/2006/main">
+              <a:graphicData uri="http://schemas.openxmlformats.org/drawingml/2006/picture">
+                <pic:pic xmlns:pic="http://schemas.openxmlformats.org/drawingml/2006/picture">
+                  <pic:nvPicPr>
+                    <pic:cNvPr id="0" name="Picture 3"/>
+                    <pic:cNvPicPr>
+                      <a:picLocks noChangeAspect="1" noChangeArrowheads="1"/>
+                    </pic:cNvPicPr>
+                  </pic:nvPicPr>
+                  <pic:blipFill>
+                    <a:blip r:embed="rId9" cstate="print">
+                      <a:extLst>
+                        <a:ext uri="{28A0092B-C50C-407E-A947-70E740481C1C}">
+                          <a14:useLocalDpi xmlns:a14="http://schemas.microsoft.com/office/drawing/2010/main" val="0"/>
+                        </a:ext>
+                      </a:extLst>
+                    </a:blip>
+                    <a:srcRect/>
+                    <a:stretch>
+                      <a:fillRect/>
+                    </a:stretch>
+                  </pic:blipFill>
+                  <pic:spPr bwMode="auto">
+                    <a:xfrm>
+                      <a:off x="0" y="0"/>
+                      <a:ext cx="5719445" cy="3795395"/>
+                    </a:xfrm>
+                    <a:prstGeom prst="rect">
+                      <a:avLst/>
+                    </a:prstGeom>
+                    <a:noFill/>
+                    <a:ln>
+                      <a:noFill/>
+                    </a:ln>
+                  </pic:spPr>
+                </pic:pic>
+              </a:graphicData>
+            </a:graphic>
+          </wp:inline>
+        </w:drawing>
+      </w:r>
+    </w:p>
+    <w:p>
+      <w:pPr>
+        <w:rPr>
+          <w:noProof/>
+        </w:rPr>
+      </w:pPr>
+      <w:r>
+        <w:rPr>
+          <w:noProof/>
+        </w:rPr>
+        <w:lastRenderedPageBreak/>
+        <w:drawing>
+          <wp:inline distT="0" distB="0" distL="0" distR="0" wp14:anchorId="3668FD54" wp14:editId="38B48427">
+            <wp:extent cx="5719445" cy="3795395"/>
+            <wp:effectExtent l="0" t="0" r="0" b="0"/>
+            <wp:docPr id="557857507" name="그림 4"/>
+            <wp:cNvGraphicFramePr>
+              <a:graphicFrameLocks xmlns:a="http://schemas.openxmlformats.org/drawingml/2006/main" noChangeAspect="1"/>
+            </wp:cNvGraphicFramePr>
+            <a:graphic xmlns:a="http://schemas.openxmlformats.org/drawingml/2006/main">
+              <a:graphicData uri="http://schemas.openxmlformats.org/drawingml/2006/picture">
+                <pic:pic xmlns:pic="http://schemas.openxmlformats.org/drawingml/2006/picture">
+                  <pic:nvPicPr>
+                    <pic:cNvPr id="0" name="Picture 4"/>
+                    <pic:cNvPicPr>
+                      <a:picLocks noChangeAspect="1" noChangeArrowheads="1"/>
+                    </pic:cNvPicPr>
+                  </pic:nvPicPr>
+                  <pic:blipFill>
+                    <a:blip r:embed="rId10" cstate="print">
+                      <a:extLst>
+                        <a:ext uri="{28A0092B-C50C-407E-A947-70E740481C1C}">
+                          <a14:useLocalDpi xmlns:a14="http://schemas.microsoft.com/office/drawing/2010/main" val="0"/>
+                        </a:ext>
+                      </a:extLst>
+                    </a:blip>
+                    <a:srcRect/>
+                    <a:stretch>
+                      <a:fillRect/>
+                    </a:stretch>
+                  </pic:blipFill>
+                  <pic:spPr bwMode="auto">
+                    <a:xfrm>
+                      <a:off x="0" y="0"/>
+                      <a:ext cx="5719445" cy="3795395"/>
+                    </a:xfrm>
+                    <a:prstGeom prst="rect">
+                      <a:avLst/>
+                    </a:prstGeom>
+                    <a:noFill/>
+                    <a:ln>
+                      <a:noFill/>
+                    </a:ln>
+                  </pic:spPr>
+                </pic:pic>
+              </a:graphicData>
+            </a:graphic>
+          </wp:inline>
+        </w:drawing>
+      </w:r>
+    </w:p>
+    <w:p>
+      <w:pPr>
+        <w:rPr>
+          <w:rFonts w:hint="eastAsia"/>
+          <w:noProof/>
+        </w:rPr>
+      </w:pPr>
+      <w:r>
+        <w:rPr>
+          <w:noProof/>
+        </w:rPr>
+        <w:drawing>
+          <wp:inline distT="0" distB="0" distL="0" distR="0" wp14:anchorId="5F05C9C8" wp14:editId="1B76D420">
+            <wp:extent cx="5719445" cy="3795395"/>
+            <wp:effectExtent l="0" t="0" r="0" b="0"/>
+            <wp:docPr id="763439335" name="그림 5"/>
+            <wp:cNvGraphicFramePr>
+              <a:graphicFrameLocks xmlns:a="http://schemas.openxmlformats.org/drawingml/2006/main" noChangeAspect="1"/>
+            </wp:cNvGraphicFramePr>
+            <a:graphic xmlns:a="http://schemas.openxmlformats.org/drawingml/2006/main">
+              <a:graphicData uri="http://schemas.openxmlformats.org/drawingml/2006/picture">
+                <pic:pic xmlns:pic="http://schemas.openxmlformats.org/drawingml/2006/picture">
+                  <pic:nvPicPr>
+                    <pic:cNvPr id="0" name="Picture 5"/>
+                    <pic:cNvPicPr>
+                      <a:picLocks noChangeAspect="1" noChangeArrowheads="1"/>
+                    </pic:cNvPicPr>
+                  </pic:nvPicPr>
+                  <pic:blipFill>
+                    <a:blip r:embed="rId11" cstate="print">
+                      <a:extLst>
+                        <a:ext uri="{28A0092B-C50C-407E-A947-70E740481C1C}">
+                          <a14:useLocalDpi xmlns:a14="http://schemas.microsoft.com/office/drawing/2010/main" val="0"/>
+                        </a:ext>
+                      </a:extLst>
+                    </a:blip>
+                    <a:srcRect/>
+                    <a:stretch>
+                      <a:fillRect/>
+                    </a:stretch>
+                  </pic:blipFill>
+                  <pic:spPr bwMode="auto">
+                    <a:xfrm>
+                      <a:off x="0" y="0"/>
+                      <a:ext cx="5719445" cy="3795395"/>
+                    </a:xfrm>
+                    <a:prstGeom prst="rect">
+                      <a:avLst/>
+                    </a:prstGeom>
+                    <a:noFill/>
+                    <a:ln>
+                      <a:noFill/>
+                    </a:ln>
+                  </pic:spPr>
+                </pic:pic>
+              </a:graphicData>
+            </a:graphic>
+          </wp:inline>
+        </w:drawing>
+      </w:r>
+    </w:p>
+    <w:p>
+      <w:pPr>
+        <w:rPr>
+          <w:noProof/>
+        </w:rPr>
+      </w:pPr>
+      <w:r>
+        <w:rPr>
+          <w:noProof/>
+        </w:rPr>
+        <w:t>S</w:t>
+      </w:r>
+      <w:r>
+        <w:rPr>
+          <w:rFonts w:hint="eastAsia"/>
+          <w:noProof/>
+        </w:rPr>
+        <w:t>moke 및 explosion 나이아가라 시스템 및 파티클 생성</w:t>
+      </w:r>
+    </w:p>
+    <w:p>
+      <w:pPr>
+        <w:rPr>
+          <w:noProof/>
+        </w:rPr>
+      </w:pPr>
+      <w:r>
+        <w:rPr>
+          <w:noProof/>
+        </w:rPr>
+        <w:lastRenderedPageBreak/>
+        <w:drawing>
+          <wp:inline distT="0" distB="0" distL="0" distR="0" wp14:anchorId="4A12E6DD" wp14:editId="75C180CB">
+            <wp:extent cx="5719445" cy="3795395"/>
+            <wp:effectExtent l="0" t="0" r="0" b="0"/>
+            <wp:docPr id="1836152093" name="그림 6"/>
+            <wp:cNvGraphicFramePr>
+              <a:graphicFrameLocks xmlns:a="http://schemas.openxmlformats.org/drawingml/2006/main" noChangeAspect="1"/>
+            </wp:cNvGraphicFramePr>
+            <a:graphic xmlns:a="http://schemas.openxmlformats.org/drawingml/2006/main">
+              <a:graphicData uri="http://schemas.openxmlformats.org/drawingml/2006/picture">
+                <pic:pic xmlns:pic="http://schemas.openxmlformats.org/drawingml/2006/picture">
+                  <pic:nvPicPr>
+                    <pic:cNvPr id="0" name="Picture 6"/>
+                    <pic:cNvPicPr>
+                      <a:picLocks noChangeAspect="1" noChangeArrowheads="1"/>
+                    </pic:cNvPicPr>
+                  </pic:nvPicPr>
+                  <pic:blipFill>
+                    <a:blip r:embed="rId12" cstate="print">
+                      <a:extLst>
+                        <a:ext uri="{28A0092B-C50C-407E-A947-70E740481C1C}">
+                          <a14:useLocalDpi xmlns:a14="http://schemas.microsoft.com/office/drawing/2010/main" val="0"/>
+                        </a:ext>
+                      </a:extLst>
+                    </a:blip>
+                    <a:srcRect/>
+                    <a:stretch>
+                      <a:fillRect/>
+                    </a:stretch>
+                  </pic:blipFill>
+                  <pic:spPr bwMode="auto">
+                    <a:xfrm>
+                      <a:off x="0" y="0"/>
+                      <a:ext cx="5719445" cy="3795395"/>
+                    </a:xfrm>
+                    <a:prstGeom prst="rect">
+                      <a:avLst/>
+                    </a:prstGeom>
+                    <a:noFill/>
+                    <a:ln>
+                      <a:noFill/>
+                    </a:ln>
+                  </pic:spPr>
+                </pic:pic>
+              </a:graphicData>
+            </a:graphic>
+          </wp:inline>
+        </w:drawing>
+      </w:r>
+    </w:p>
+    <w:p>
+      <w:pPr>
+        <w:rPr>
+          <w:noProof/>
+        </w:rPr>
+      </w:pPr>
+      <w:r>
+        <w:rPr>
+          <w:rFonts w:hint="eastAsia"/>
+          <w:noProof/>
+        </w:rPr>
+        <w:t>비교 위하여 나이아가라 시스템으로 Smoke 제작</w:t>
+      </w:r>
+    </w:p>
+    <w:p>
+      <w:pPr>
+        <w:rPr>
+          <w:rFonts w:hint="eastAsia"/>
+          <w:noProof/>
+        </w:rPr>
+      </w:pPr>
+      <w:r>
+        <w:rPr>
+          <w:noProof/>
+        </w:rPr>
+        <w:drawing>
+          <wp:inline distT="0" distB="0" distL="0" distR="0" wp14:anchorId="37ACAC07" wp14:editId="3A1C965F">
+            <wp:extent cx="5719445" cy="3778250"/>
+            <wp:effectExtent l="0" t="0" r="0" b="0"/>
+            <wp:docPr id="1784014751" name="그림 7"/>
+            <wp:cNvGraphicFramePr>
+              <a:graphicFrameLocks xmlns:a="http://schemas.openxmlformats.org/drawingml/2006/main" noChangeAspect="1"/>
+            </wp:cNvGraphicFramePr>
+            <a:graphic xmlns:a="http://schemas.openxmlformats.org/drawingml/2006/main">
+              <a:graphicData uri="http://schemas.openxmlformats.org/drawingml/2006/picture">
+                <pic:pic xmlns:pic="http://schemas.openxmlformats.org/drawingml/2006/picture">
+                  <pic:nvPicPr>
+                    <pic:cNvPr id="0" name="Picture 7"/>
+                    <pic:cNvPicPr>
+                      <a:picLocks noChangeAspect="1" noChangeArrowheads="1"/>
+                    </pic:cNvPicPr>
+                  </pic:nvPicPr>
+                  <pic:blipFill>
+                    <a:blip r:embed="rId13" cstate="print">
+                      <a:extLst>
+                        <a:ext uri="{28A0092B-C50C-407E-A947-70E740481C1C}">
+                          <a14:useLocalDpi xmlns:a14="http://schemas.microsoft.com/office/drawing/2010/main" val="0"/>
+                        </a:ext>
+                      </a:extLst>
+                    </a:blip>
+                    <a:srcRect/>
+                    <a:stretch>
+                      <a:fillRect/>
+                    </a:stretch>
+                  </pic:blipFill>
+                  <pic:spPr bwMode="auto">
+                    <a:xfrm>
+                      <a:off x="0" y="0"/>
+                      <a:ext cx="5719445" cy="3778250"/>
+                    </a:xfrm>
+                    <a:prstGeom prst="rect">
+                      <a:avLst/>
+                    </a:prstGeom>
+                    <a:noFill/>
+                    <a:ln>
+                      <a:noFill/>
+                    </a:ln>
+                  </pic:spPr>
+                </pic:pic>
+              </a:graphicData>
+            </a:graphic>
+          </wp:inline>
+        </w:drawing>
+      </w:r>
+    </w:p>
+    <w:p>
+      <w:pPr>
+        <w:rPr>
+          <w:noProof/>
+        </w:rPr>
+      </w:pPr>
+      <w:r>
+        <w:rPr>
+          <w:noProof/>
+        </w:rPr>
+        <w:lastRenderedPageBreak/>
+        <w:drawing>
+          <wp:inline distT="0" distB="0" distL="0" distR="0" wp14:anchorId="45718CA3" wp14:editId="3A71C843">
+            <wp:extent cx="5719445" cy="3778250"/>
+            <wp:effectExtent l="0" t="0" r="0" b="0"/>
+            <wp:docPr id="1150357098" name="그림 8"/>
+            <wp:cNvGraphicFramePr>
+              <a:graphicFrameLocks xmlns:a="http://schemas.openxmlformats.org/drawingml/2006/main" noChangeAspect="1"/>
+            </wp:cNvGraphicFramePr>
+            <a:graphic xmlns:a="http://schemas.openxmlformats.org/drawingml/2006/main">
+              <a:graphicData uri="http://schemas.openxmlformats.org/drawingml/2006/picture">
+                <pic:pic xmlns:pic="http://schemas.openxmlformats.org/drawingml/2006/picture">
+                  <pic:nvPicPr>
+                    <pic:cNvPr id="0" name="Picture 8"/>
+                    <pic:cNvPicPr>
+                      <a:picLocks noChangeAspect="1" noChangeArrowheads="1"/>
+                    </pic:cNvPicPr>
+                  </pic:nvPicPr>
+                  <pic:blipFill>
+                    <a:blip r:embed="rId14" cstate="print">
+                      <a:extLst>
+                        <a:ext uri="{28A0092B-C50C-407E-A947-70E740481C1C}">
+                          <a14:useLocalDpi xmlns:a14="http://schemas.microsoft.com/office/drawing/2010/main" val="0"/>
+                        </a:ext>
+                      </a:extLst>
+                    </a:blip>
+                    <a:srcRect/>
+                    <a:stretch>
+                      <a:fillRect/>
+                    </a:stretch>
+                  </pic:blipFill>
+                  <pic:spPr bwMode="auto">
+                    <a:xfrm>
+                      <a:off x="0" y="0"/>
+                      <a:ext cx="5719445" cy="3778250"/>
+                    </a:xfrm>
+                    <a:prstGeom prst="rect">
+                      <a:avLst/>
+                    </a:prstGeom>
+                    <a:noFill/>
+                    <a:ln>
+                      <a:noFill/>
+                    </a:ln>
+                  </pic:spPr>
+                </pic:pic>
+              </a:graphicData>
+            </a:graphic>
+          </wp:inline>
+        </w:drawing>
+      </w:r>
+    </w:p>
+    <w:p>
+      <w:pPr>
+        <w:rPr>
+          <w:noProof/>
+        </w:rPr>
+      </w:pPr>
+      <w:r>
+        <w:rPr>
+          <w:noProof/>
+        </w:rPr>
+        <w:t>S</w:t>
+      </w:r>
+      <w:r>
+        <w:rPr>
+          <w:rFonts w:hint="eastAsia"/>
+          <w:noProof/>
+        </w:rPr>
+        <w:t>moke 및 explosion 후디니 시뮬레이션 다듬고 언리얼 엔진에 익스포트</w:t>
+      </w:r>
+    </w:p>
+    <w:p>
+      <w:pPr>
+        <w:rPr>
+          <w:rFonts w:hint="eastAsia"/>
           <w:noProof/>
         </w:rPr>
       </w:pPr>
@@ -437,11 +993,6 @@
             <w:tcW w:w="2256" w:type="dxa"/>
           </w:tcPr>
           <w:p>
-            <w:pPr>
-              <w:rPr>
-                <w:rFonts w:hint="eastAsia"/>
-              </w:rPr>
-            </w:pPr>
             <w:r>
               <w:rPr>
                 <w:rFonts w:hint="eastAsia"/>
@@ -620,7 +1171,7 @@
     <w:p/>
     <w:p/>
     <w:sectPr>
-      <w:headerReference w:type="default" r:id="rId7"/>
+      <w:headerReference w:type="default" r:id="rId15"/>
       <w:pgSz w:w="11906" w:h="16838"/>
       <w:pgMar w:top="1701" w:right="1440" w:bottom="1440" w:left="1440" w:header="851" w:footer="992" w:gutter="0"/>
       <w:cols w:space="425"/>
@@ -757,28 +1308,48 @@
         <w:bCs/>
       </w:rPr>
     </w:pPr>
+    <w:proofErr w:type="spellStart"/>
     <w:r>
       <w:rPr>
         <w:rFonts w:hint="eastAsia"/>
         <w:b/>
         <w:bCs/>
       </w:rPr>
-      <w:t>팀명:</w:t>
+      <w:t>팀명</w:t>
     </w:r>
-    <w:r>
-      <w:rPr>
-        <w:b/>
-        <w:bCs/>
-      </w:rPr>
-      <w:t xml:space="preserve"> </w:t>
-    </w:r>
+    <w:proofErr w:type="spellEnd"/>
     <w:r>
       <w:rPr>
         <w:rFonts w:hint="eastAsia"/>
         <w:b/>
         <w:bCs/>
       </w:rPr>
-      <w:t>컬트(cult)</w:t>
+      <w:t>:</w:t>
+    </w:r>
+    <w:r>
+      <w:rPr>
+        <w:b/>
+        <w:bCs/>
+      </w:rPr>
+      <w:t xml:space="preserve"> </w:t>
+    </w:r>
+    <w:proofErr w:type="spellStart"/>
+    <w:r>
+      <w:rPr>
+        <w:rFonts w:hint="eastAsia"/>
+        <w:b/>
+        <w:bCs/>
+      </w:rPr>
+      <w:t>컬트</w:t>
+    </w:r>
+    <w:proofErr w:type="spellEnd"/>
+    <w:r>
+      <w:rPr>
+        <w:rFonts w:hint="eastAsia"/>
+        <w:b/>
+        <w:bCs/>
+      </w:rPr>
+      <w:t>(cult)</w:t>
     </w:r>
   </w:p>
 </w:hdr>
